--- a/Format for Title of dissertation or research project by ACR and SRC.docx
+++ b/Format for Title of dissertation or research project by ACR and SRC.docx
@@ -270,6 +270,77 @@
         </w:rPr>
         <w:t xml:space="preserve"> Student:</w:t>
       </w:r>
+      <w:r>
+        <w:rPr>
+          <w:spacing w:val="-2"/>
+          <w:sz w:val="20"/>
+        </w:rPr>
+        <w:t xml:space="preserve"> Ankit Mahto</w:t>
+      </w:r>
+    </w:p>
+    <w:p>
+      <w:pPr>
+        <w:pStyle w:val="BodyText"/>
+        <w:spacing w:before="115"/>
+        <w:rPr>
+          <w:b w:val="0"/>
+          <w:u w:val="none"/>
+        </w:rPr>
+      </w:pPr>
+    </w:p>
+    <w:p>
+      <w:pPr>
+        <w:pStyle w:val="ListParagraph"/>
+        <w:numPr>
+          <w:ilvl w:val="0"/>
+          <w:numId w:val="2"/>
+        </w:numPr>
+        <w:tabs>
+          <w:tab w:val="left" w:pos="305"/>
+        </w:tabs>
+        <w:ind w:left="305" w:hanging="205"/>
+        <w:rPr>
+          <w:sz w:val="20"/>
+        </w:rPr>
+      </w:pPr>
+      <w:r>
+        <w:rPr>
+          <w:sz w:val="20"/>
+        </w:rPr>
+        <w:t>Roll</w:t>
+      </w:r>
+      <w:r>
+        <w:rPr>
+          <w:spacing w:val="-5"/>
+          <w:sz w:val="20"/>
+        </w:rPr>
+        <w:t xml:space="preserve"> </w:t>
+      </w:r>
+      <w:r>
+        <w:rPr>
+          <w:sz w:val="20"/>
+        </w:rPr>
+        <w:t>No.</w:t>
+      </w:r>
+      <w:r>
+        <w:rPr>
+          <w:spacing w:val="-3"/>
+          <w:sz w:val="20"/>
+        </w:rPr>
+        <w:t xml:space="preserve"> </w:t>
+      </w:r>
+      <w:r>
+        <w:rPr>
+          <w:sz w:val="20"/>
+        </w:rPr>
+        <w:t>13454 (College roll no.), 23025570009 (University roll no.</w:t>
+      </w:r>
+      <w:r>
+        <w:rPr>
+          <w:sz w:val="20"/>
+        </w:rPr>
+        <w:t>)</w:t>
+      </w:r>
     </w:p>
     <w:p>
       <w:pPr>
@@ -298,61 +369,23 @@
       </w:pPr>
       <w:r>
         <w:rPr>
-          <w:sz w:val="20"/>
-        </w:rPr>
-        <w:t>Roll</w:t>
-      </w:r>
-      <w:r>
-        <w:rPr>
-          <w:spacing w:val="-5"/>
-          <w:sz w:val="20"/>
-        </w:rPr>
-        <w:t xml:space="preserve"> </w:t>
-      </w:r>
-      <w:r>
-        <w:rPr>
-          <w:sz w:val="20"/>
-        </w:rPr>
-        <w:t>No.</w:t>
-      </w:r>
-      <w:r>
-        <w:rPr>
-          <w:spacing w:val="-3"/>
-          <w:sz w:val="20"/>
-        </w:rPr>
-        <w:t xml:space="preserve"> </w:t>
-      </w:r>
-      <w:r>
-        <w:rPr>
-          <w:sz w:val="20"/>
-        </w:rPr>
-        <w:t>(College</w:t>
-      </w:r>
-      <w:r>
-        <w:rPr>
-          <w:spacing w:val="-3"/>
-          <w:sz w:val="20"/>
-        </w:rPr>
-        <w:t xml:space="preserve"> </w:t>
-      </w:r>
-      <w:r>
-        <w:rPr>
-          <w:sz w:val="20"/>
-        </w:rPr>
-        <w:t>&amp;</w:t>
-      </w:r>
-      <w:r>
-        <w:rPr>
           <w:spacing w:val="-2"/>
           <w:sz w:val="20"/>
         </w:rPr>
-        <w:t xml:space="preserve"> University)</w:t>
+        <w:t>Department:</w:t>
+      </w:r>
+      <w:r>
+        <w:rPr>
+          <w:spacing w:val="-2"/>
+          <w:sz w:val="20"/>
+        </w:rPr>
+        <w:t xml:space="preserve"> Computer Science (H)</w:t>
       </w:r>
     </w:p>
     <w:p>
       <w:pPr>
         <w:pStyle w:val="BodyText"/>
-        <w:spacing w:before="115"/>
+        <w:spacing w:before="114"/>
         <w:rPr>
           <w:b w:val="0"/>
           <w:u w:val="none"/>
@@ -371,102 +404,148 @@
         </w:tabs>
         <w:ind w:left="305" w:hanging="205"/>
         <w:rPr>
-          <w:sz w:val="20"/>
-        </w:rPr>
-      </w:pPr>
+          <w:spacing w:val="-4"/>
+          <w:sz w:val="20"/>
+          <w:lang w:val="en-IN"/>
+        </w:rPr>
+      </w:pPr>
+      <w:r>
+        <w:rPr>
+          <w:sz w:val="20"/>
+        </w:rPr>
+        <w:t>Title</w:t>
+      </w:r>
+      <w:r>
+        <w:rPr>
+          <w:spacing w:val="-5"/>
+          <w:sz w:val="20"/>
+        </w:rPr>
+        <w:t xml:space="preserve"> </w:t>
+      </w:r>
+      <w:r>
+        <w:rPr>
+          <w:sz w:val="20"/>
+        </w:rPr>
+        <w:t>of</w:t>
+      </w:r>
+      <w:r>
+        <w:rPr>
+          <w:spacing w:val="-3"/>
+          <w:sz w:val="20"/>
+        </w:rPr>
+        <w:t xml:space="preserve"> </w:t>
+      </w:r>
+      <w:r>
+        <w:rPr>
+          <w:sz w:val="20"/>
+        </w:rPr>
+        <w:t>the</w:t>
+      </w:r>
+      <w:r>
+        <w:rPr>
+          <w:spacing w:val="-3"/>
+          <w:sz w:val="20"/>
+        </w:rPr>
+        <w:t xml:space="preserve"> </w:t>
+      </w:r>
+      <w:r>
+        <w:rPr>
+          <w:sz w:val="20"/>
+        </w:rPr>
+        <w:t>research</w:t>
+      </w:r>
       <w:r>
         <w:rPr>
           <w:spacing w:val="-2"/>
           <w:sz w:val="20"/>
         </w:rPr>
-        <w:t>Department:</w:t>
+        <w:t xml:space="preserve"> </w:t>
+      </w:r>
+      <w:r>
+        <w:rPr>
+          <w:spacing w:val="-4"/>
+          <w:sz w:val="20"/>
+        </w:rPr>
+        <w:t>work:</w:t>
+      </w:r>
+      <w:r>
+        <w:rPr>
+          <w:spacing w:val="-4"/>
+          <w:sz w:val="20"/>
+        </w:rPr>
+        <w:t xml:space="preserve"> </w:t>
+      </w:r>
+      <w:r>
+        <w:rPr>
+          <w:spacing w:val="-4"/>
+          <w:sz w:val="20"/>
+          <w:lang w:val="en-IN"/>
+        </w:rPr>
+        <w:t>Hallucination Across</w:t>
+      </w:r>
+      <w:r>
+        <w:rPr>
+          <w:spacing w:val="-4"/>
+          <w:sz w:val="20"/>
+          <w:lang w:val="en-IN"/>
+        </w:rPr>
+        <w:t xml:space="preserve"> </w:t>
+      </w:r>
+      <w:r>
+        <w:rPr>
+          <w:spacing w:val="-4"/>
+          <w:sz w:val="20"/>
+          <w:lang w:val="en-IN"/>
+        </w:rPr>
+        <w:t xml:space="preserve">various </w:t>
+      </w:r>
+      <w:proofErr w:type="gramStart"/>
+      <w:r>
+        <w:rPr>
+          <w:spacing w:val="-4"/>
+          <w:sz w:val="20"/>
+          <w:lang w:val="en-IN"/>
+        </w:rPr>
+        <w:t xml:space="preserve">Retrieval </w:t>
+      </w:r>
+      <w:r>
+        <w:rPr>
+          <w:spacing w:val="-4"/>
+          <w:sz w:val="20"/>
+          <w:lang w:val="en-IN"/>
+        </w:rPr>
+        <w:t xml:space="preserve"> </w:t>
+      </w:r>
+      <w:r>
+        <w:rPr>
+          <w:spacing w:val="-4"/>
+          <w:sz w:val="20"/>
+          <w:lang w:val="en-IN"/>
+        </w:rPr>
+        <w:t>Augmented</w:t>
+      </w:r>
+      <w:proofErr w:type="gramEnd"/>
+      <w:r>
+        <w:rPr>
+          <w:spacing w:val="-4"/>
+          <w:sz w:val="20"/>
+          <w:lang w:val="en-IN"/>
+        </w:rPr>
+        <w:t xml:space="preserve"> Generation (RAG) Strategies</w:t>
       </w:r>
     </w:p>
     <w:p>
       <w:pPr>
-        <w:pStyle w:val="BodyText"/>
-        <w:spacing w:before="114"/>
-        <w:rPr>
-          <w:b w:val="0"/>
-          <w:u w:val="none"/>
-        </w:rPr>
-      </w:pPr>
-    </w:p>
-    <w:p>
-      <w:pPr>
         <w:pStyle w:val="ListParagraph"/>
-        <w:numPr>
-          <w:ilvl w:val="0"/>
-          <w:numId w:val="1"/>
-        </w:numPr>
         <w:tabs>
           <w:tab w:val="left" w:pos="305"/>
         </w:tabs>
         <w:spacing w:before="0"/>
-        <w:ind w:left="305" w:hanging="205"/>
-        <w:rPr>
-          <w:sz w:val="20"/>
-        </w:rPr>
-      </w:pPr>
-      <w:r>
-        <w:rPr>
-          <w:sz w:val="20"/>
-        </w:rPr>
-        <w:t>Title</w:t>
-      </w:r>
-      <w:r>
-        <w:rPr>
-          <w:spacing w:val="-5"/>
-          <w:sz w:val="20"/>
-        </w:rPr>
-        <w:t xml:space="preserve"> </w:t>
-      </w:r>
-      <w:r>
-        <w:rPr>
-          <w:sz w:val="20"/>
-        </w:rPr>
-        <w:t>of</w:t>
-      </w:r>
-      <w:r>
-        <w:rPr>
-          <w:spacing w:val="-3"/>
-          <w:sz w:val="20"/>
-        </w:rPr>
-        <w:t xml:space="preserve"> </w:t>
-      </w:r>
-      <w:r>
-        <w:rPr>
-          <w:sz w:val="20"/>
-        </w:rPr>
-        <w:t>the</w:t>
-      </w:r>
-      <w:r>
-        <w:rPr>
-          <w:spacing w:val="-3"/>
-          <w:sz w:val="20"/>
-        </w:rPr>
-        <w:t xml:space="preserve"> </w:t>
-      </w:r>
-      <w:r>
-        <w:rPr>
-          <w:sz w:val="20"/>
-        </w:rPr>
-        <w:t>research</w:t>
-      </w:r>
-      <w:r>
-        <w:rPr>
-          <w:spacing w:val="-2"/>
-          <w:sz w:val="20"/>
-        </w:rPr>
-        <w:t xml:space="preserve"> </w:t>
-      </w:r>
-      <w:r>
-        <w:rPr>
-          <w:spacing w:val="-4"/>
-          <w:sz w:val="20"/>
-        </w:rPr>
-        <w:t>work:</w:t>
-      </w:r>
+        <w:ind w:firstLine="0"/>
+        <w:rPr>
+          <w:sz w:val="20"/>
+        </w:rPr>
+      </w:pPr>
     </w:p>
     <w:p>
       <w:pPr>
@@ -518,6 +597,13 @@
           <w:u w:val="none"/>
         </w:rPr>
         <w:t>by:</w:t>
+      </w:r>
+      <w:r>
+        <w:rPr>
+          <w:spacing w:val="-5"/>
+          <w:u w:val="none"/>
+        </w:rPr>
+        <w:t xml:space="preserve"> Ankit Mahto</w:t>
       </w:r>
     </w:p>
     <w:p>
@@ -1696,7 +1782,6 @@
       <w:lvlJc w:val="left"/>
       <w:pPr>
         <w:ind w:left="306" w:hanging="207"/>
-        <w:jc w:val="left"/>
       </w:pPr>
       <w:rPr>
         <w:rFonts w:ascii="Times New Roman" w:eastAsia="Times New Roman" w:hAnsi="Times New Roman" w:cs="Times New Roman" w:hint="default"/>
@@ -1808,8 +1893,134 @@
       </w:rPr>
     </w:lvl>
   </w:abstractNum>
+  <w:abstractNum w:abstractNumId="1" w15:restartNumberingAfterBreak="0">
+    <w:nsid w:val="456C77D8"/>
+    <w:multiLevelType w:val="hybridMultilevel"/>
+    <w:tmpl w:val="3EE2BB48"/>
+    <w:lvl w:ilvl="0" w:tplc="69985202">
+      <w:start w:val="1"/>
+      <w:numFmt w:val="decimal"/>
+      <w:lvlText w:val="%1."/>
+      <w:lvlJc w:val="left"/>
+      <w:pPr>
+        <w:ind w:left="306" w:hanging="207"/>
+        <w:jc w:val="left"/>
+      </w:pPr>
+      <w:rPr>
+        <w:rFonts w:ascii="Times New Roman" w:eastAsia="Times New Roman" w:hAnsi="Times New Roman" w:cs="Times New Roman" w:hint="default"/>
+        <w:b w:val="0"/>
+        <w:bCs w:val="0"/>
+        <w:i w:val="0"/>
+        <w:iCs w:val="0"/>
+        <w:spacing w:val="0"/>
+        <w:w w:val="99"/>
+        <w:sz w:val="20"/>
+        <w:szCs w:val="20"/>
+        <w:lang w:val="en-US" w:eastAsia="en-US" w:bidi="ar-SA"/>
+      </w:rPr>
+    </w:lvl>
+    <w:lvl w:ilvl="1" w:tplc="94200B6E">
+      <w:numFmt w:val="bullet"/>
+      <w:lvlText w:val="•"/>
+      <w:lvlJc w:val="left"/>
+      <w:pPr>
+        <w:ind w:left="1120" w:hanging="207"/>
+      </w:pPr>
+      <w:rPr>
+        <w:rFonts w:hint="default"/>
+        <w:lang w:val="en-US" w:eastAsia="en-US" w:bidi="ar-SA"/>
+      </w:rPr>
+    </w:lvl>
+    <w:lvl w:ilvl="2" w:tplc="B99E75B8">
+      <w:numFmt w:val="bullet"/>
+      <w:lvlText w:val="•"/>
+      <w:lvlJc w:val="left"/>
+      <w:pPr>
+        <w:ind w:left="1941" w:hanging="207"/>
+      </w:pPr>
+      <w:rPr>
+        <w:rFonts w:hint="default"/>
+        <w:lang w:val="en-US" w:eastAsia="en-US" w:bidi="ar-SA"/>
+      </w:rPr>
+    </w:lvl>
+    <w:lvl w:ilvl="3" w:tplc="8764660C">
+      <w:numFmt w:val="bullet"/>
+      <w:lvlText w:val="•"/>
+      <w:lvlJc w:val="left"/>
+      <w:pPr>
+        <w:ind w:left="2761" w:hanging="207"/>
+      </w:pPr>
+      <w:rPr>
+        <w:rFonts w:hint="default"/>
+        <w:lang w:val="en-US" w:eastAsia="en-US" w:bidi="ar-SA"/>
+      </w:rPr>
+    </w:lvl>
+    <w:lvl w:ilvl="4" w:tplc="49B04176">
+      <w:numFmt w:val="bullet"/>
+      <w:lvlText w:val="•"/>
+      <w:lvlJc w:val="left"/>
+      <w:pPr>
+        <w:ind w:left="3582" w:hanging="207"/>
+      </w:pPr>
+      <w:rPr>
+        <w:rFonts w:hint="default"/>
+        <w:lang w:val="en-US" w:eastAsia="en-US" w:bidi="ar-SA"/>
+      </w:rPr>
+    </w:lvl>
+    <w:lvl w:ilvl="5" w:tplc="AEACA882">
+      <w:numFmt w:val="bullet"/>
+      <w:lvlText w:val="•"/>
+      <w:lvlJc w:val="left"/>
+      <w:pPr>
+        <w:ind w:left="4403" w:hanging="207"/>
+      </w:pPr>
+      <w:rPr>
+        <w:rFonts w:hint="default"/>
+        <w:lang w:val="en-US" w:eastAsia="en-US" w:bidi="ar-SA"/>
+      </w:rPr>
+    </w:lvl>
+    <w:lvl w:ilvl="6" w:tplc="1E34FDA4">
+      <w:numFmt w:val="bullet"/>
+      <w:lvlText w:val="•"/>
+      <w:lvlJc w:val="left"/>
+      <w:pPr>
+        <w:ind w:left="5223" w:hanging="207"/>
+      </w:pPr>
+      <w:rPr>
+        <w:rFonts w:hint="default"/>
+        <w:lang w:val="en-US" w:eastAsia="en-US" w:bidi="ar-SA"/>
+      </w:rPr>
+    </w:lvl>
+    <w:lvl w:ilvl="7" w:tplc="168C5B84">
+      <w:numFmt w:val="bullet"/>
+      <w:lvlText w:val="•"/>
+      <w:lvlJc w:val="left"/>
+      <w:pPr>
+        <w:ind w:left="6044" w:hanging="207"/>
+      </w:pPr>
+      <w:rPr>
+        <w:rFonts w:hint="default"/>
+        <w:lang w:val="en-US" w:eastAsia="en-US" w:bidi="ar-SA"/>
+      </w:rPr>
+    </w:lvl>
+    <w:lvl w:ilvl="8" w:tplc="6A163766">
+      <w:numFmt w:val="bullet"/>
+      <w:lvlText w:val="•"/>
+      <w:lvlJc w:val="left"/>
+      <w:pPr>
+        <w:ind w:left="6865" w:hanging="207"/>
+      </w:pPr>
+      <w:rPr>
+        <w:rFonts w:hint="default"/>
+        <w:lang w:val="en-US" w:eastAsia="en-US" w:bidi="ar-SA"/>
+      </w:rPr>
+    </w:lvl>
+  </w:abstractNum>
   <w:num w:numId="1" w16cid:durableId="101413256">
     <w:abstractNumId w:val="0"/>
+  </w:num>
+  <w:num w:numId="2" w16cid:durableId="1065252793">
+    <w:abstractNumId w:val="1"/>
   </w:num>
 </w:numbering>
 </file>
@@ -2221,7 +2432,6 @@
   <w:style w:type="character" w:default="1" w:styleId="DefaultParagraphFont">
     <w:name w:val="Default Paragraph Font"/>
     <w:uiPriority w:val="1"/>
-    <w:semiHidden/>
     <w:unhideWhenUsed/>
   </w:style>
   <w:style w:type="table" w:default="1" w:styleId="TableNormal">

--- a/Format for Title of dissertation or research project by ACR and SRC.docx
+++ b/Format for Title of dissertation or research project by ACR and SRC.docx
@@ -333,13 +333,7 @@
         <w:rPr>
           <w:sz w:val="20"/>
         </w:rPr>
-        <w:t>13454 (College roll no.), 23025570009 (University roll no.</w:t>
-      </w:r>
-      <w:r>
-        <w:rPr>
-          <w:sz w:val="20"/>
-        </w:rPr>
-        <w:t>)</w:t>
+        <w:t>13454 (College roll no.), 23025570009 (University roll no.)</w:t>
       </w:r>
     </w:p>
     <w:p>
@@ -481,7 +475,7 @@
           <w:sz w:val="20"/>
           <w:lang w:val="en-IN"/>
         </w:rPr>
-        <w:t>Hallucination Across</w:t>
+        <w:t>Hallucination Across various Retrieval Augmented Generation (RAG) Strategies</w:t>
       </w:r>
       <w:r>
         <w:rPr>
@@ -489,49 +483,7 @@
           <w:sz w:val="20"/>
           <w:lang w:val="en-IN"/>
         </w:rPr>
-        <w:t xml:space="preserve"> </w:t>
-      </w:r>
-      <w:r>
-        <w:rPr>
-          <w:spacing w:val="-4"/>
-          <w:sz w:val="20"/>
-          <w:lang w:val="en-IN"/>
-        </w:rPr>
-        <w:t xml:space="preserve">various </w:t>
-      </w:r>
-      <w:proofErr w:type="gramStart"/>
-      <w:r>
-        <w:rPr>
-          <w:spacing w:val="-4"/>
-          <w:sz w:val="20"/>
-          <w:lang w:val="en-IN"/>
-        </w:rPr>
-        <w:t xml:space="preserve">Retrieval </w:t>
-      </w:r>
-      <w:r>
-        <w:rPr>
-          <w:spacing w:val="-4"/>
-          <w:sz w:val="20"/>
-          <w:lang w:val="en-IN"/>
-        </w:rPr>
-        <w:t xml:space="preserve"> </w:t>
-      </w:r>
-      <w:r>
-        <w:rPr>
-          <w:spacing w:val="-4"/>
-          <w:sz w:val="20"/>
-          <w:lang w:val="en-IN"/>
-        </w:rPr>
-        <w:t>Augmented</w:t>
-      </w:r>
-      <w:proofErr w:type="gramEnd"/>
-      <w:r>
-        <w:rPr>
-          <w:spacing w:val="-4"/>
-          <w:sz w:val="20"/>
-          <w:lang w:val="en-IN"/>
-        </w:rPr>
-        <w:t xml:space="preserve"> Generation (RAG) Strategies</w:t>
+        <w:t>. A comparative study.</w:t>
       </w:r>
     </w:p>
     <w:p>
@@ -968,6 +920,33 @@
           <w:p>
             <w:pPr>
               <w:pStyle w:val="TableParagraph"/>
+              <w:jc w:val="center"/>
+              <w:rPr>
+                <w:sz w:val="18"/>
+                <w:lang w:val="en-IN"/>
+              </w:rPr>
+            </w:pPr>
+          </w:p>
+          <w:p>
+            <w:pPr>
+              <w:pStyle w:val="TableParagraph"/>
+              <w:jc w:val="center"/>
+              <w:rPr>
+                <w:sz w:val="18"/>
+                <w:lang w:val="en-IN"/>
+              </w:rPr>
+            </w:pPr>
+            <w:r>
+              <w:rPr>
+                <w:sz w:val="18"/>
+                <w:lang w:val="en-IN"/>
+              </w:rPr>
+              <w:t>Dr. Vidhi Khanduja</w:t>
+            </w:r>
+          </w:p>
+          <w:p>
+            <w:pPr>
+              <w:pStyle w:val="TableParagraph"/>
               <w:rPr>
                 <w:sz w:val="18"/>
               </w:rPr>
@@ -1061,10 +1040,17 @@
           <w:p>
             <w:pPr>
               <w:pStyle w:val="TableParagraph"/>
-              <w:rPr>
-                <w:sz w:val="18"/>
-              </w:rPr>
-            </w:pPr>
+              <w:jc w:val="center"/>
+              <w:rPr>
+                <w:sz w:val="18"/>
+              </w:rPr>
+            </w:pPr>
+            <w:r>
+              <w:rPr>
+                <w:sz w:val="18"/>
+              </w:rPr>
+              <w:t>Dr. Suyash Kumar</w:t>
+            </w:r>
           </w:p>
         </w:tc>
         <w:tc>
@@ -1182,6 +1168,24 @@
           <w:p>
             <w:pPr>
               <w:pStyle w:val="TableParagraph"/>
+              <w:jc w:val="center"/>
+              <w:rPr>
+                <w:sz w:val="18"/>
+                <w:lang w:val="en-IN"/>
+              </w:rPr>
+            </w:pPr>
+            <w:r>
+              <w:rPr>
+                <w:sz w:val="18"/>
+                <w:lang w:val="en-IN"/>
+              </w:rPr>
+              <w:t>Dr. Rangoli Bhatnagar</w:t>
+            </w:r>
+          </w:p>
+          <w:p>
+            <w:pPr>
+              <w:pStyle w:val="TableParagraph"/>
+              <w:jc w:val="center"/>
               <w:rPr>
                 <w:sz w:val="18"/>
               </w:rPr>
@@ -1482,10 +1486,18 @@
           <w:p>
             <w:pPr>
               <w:pStyle w:val="TableParagraph"/>
-              <w:rPr>
-                <w:sz w:val="18"/>
-              </w:rPr>
-            </w:pPr>
+              <w:jc w:val="center"/>
+              <w:rPr>
+                <w:sz w:val="18"/>
+              </w:rPr>
+            </w:pPr>
+            <w:r>
+              <w:rPr>
+                <w:sz w:val="18"/>
+                <w:lang w:val="en-IN"/>
+              </w:rPr>
+              <w:t>Dr. Vidhi Khanduja</w:t>
+            </w:r>
           </w:p>
         </w:tc>
         <w:tc>
@@ -1574,10 +1586,23 @@
           <w:p>
             <w:pPr>
               <w:pStyle w:val="TableParagraph"/>
-              <w:rPr>
-                <w:sz w:val="18"/>
-              </w:rPr>
-            </w:pPr>
+              <w:jc w:val="center"/>
+              <w:rPr>
+                <w:sz w:val="18"/>
+              </w:rPr>
+            </w:pPr>
+            <w:r>
+              <w:rPr>
+                <w:sz w:val="18"/>
+              </w:rPr>
+              <w:t xml:space="preserve">Dr. Harmeet </w:t>
+            </w:r>
+            <w:r>
+              <w:rPr>
+                <w:sz w:val="18"/>
+              </w:rPr>
+              <w:t>Kaur</w:t>
+            </w:r>
           </w:p>
         </w:tc>
         <w:tc>
@@ -1694,10 +1719,17 @@
           <w:p>
             <w:pPr>
               <w:pStyle w:val="TableParagraph"/>
-              <w:rPr>
-                <w:sz w:val="18"/>
-              </w:rPr>
-            </w:pPr>
+              <w:jc w:val="center"/>
+              <w:rPr>
+                <w:sz w:val="18"/>
+              </w:rPr>
+            </w:pPr>
+            <w:r>
+              <w:rPr>
+                <w:sz w:val="18"/>
+              </w:rPr>
+              <w:t>Dr. Suyash Kumar</w:t>
+            </w:r>
           </w:p>
         </w:tc>
         <w:tc>
@@ -1904,7 +1936,6 @@
       <w:lvlJc w:val="left"/>
       <w:pPr>
         <w:ind w:left="306" w:hanging="207"/>
-        <w:jc w:val="left"/>
       </w:pPr>
       <w:rPr>
         <w:rFonts w:ascii="Times New Roman" w:eastAsia="Times New Roman" w:hAnsi="Times New Roman" w:cs="Times New Roman" w:hint="default"/>
@@ -2516,6 +2547,29 @@
       <w:u w:val="single" w:color="000000"/>
     </w:rPr>
   </w:style>
+  <w:style w:type="character" w:styleId="Hyperlink">
+    <w:name w:val="Hyperlink"/>
+    <w:basedOn w:val="DefaultParagraphFont"/>
+    <w:uiPriority w:val="99"/>
+    <w:unhideWhenUsed/>
+    <w:rsid w:val="00AA3977"/>
+    <w:rPr>
+      <w:color w:val="0000FF" w:themeColor="hyperlink"/>
+      <w:u w:val="single"/>
+    </w:rPr>
+  </w:style>
+  <w:style w:type="character" w:styleId="UnresolvedMention">
+    <w:name w:val="Unresolved Mention"/>
+    <w:basedOn w:val="DefaultParagraphFont"/>
+    <w:uiPriority w:val="99"/>
+    <w:semiHidden/>
+    <w:unhideWhenUsed/>
+    <w:rsid w:val="00AA3977"/>
+    <w:rPr>
+      <w:color w:val="605E5C"/>
+      <w:shd w:val="clear" w:color="auto" w:fill="E1DFDD"/>
+    </w:rPr>
+  </w:style>
 </w:styles>
 </file>
 
